--- a/downloads/teacher/05 Materials/Unit 06/Slides/Slides 06.02 - Local Seasonal and Global.docx
+++ b/downloads/teacher/05 Materials/Unit 06/Slides/Slides 06.02 - Local Seasonal and Global.docx
@@ -18,15 +18,6 @@
       </w:pPr>
       <w:r>
         <w:t xml:space="preserve">Slide outline for Lesson 6.2. Thirteen slides, one day. The month-by-month slides are the ones to keep for review.</w:t>
-      </w:r>
-      <w:r>
-        <w:t xml:space="preserve"> </w:t>
-      </w:r>
-      <w:r>
-        <w:rPr>
-          <w:rStyle w:val="TeacherNote"/>
-        </w:rPr>
-        <w:t xml:space="preserve">[Sal: if you can get a photo of a real Long Island farm stand in August and the same stand in February, use those two on slides 3 and 4.]</w:t>
       </w:r>
     </w:p>
     <w:p>
